--- a/deliverables/02_Software_Design_and_Architecture.docx
+++ b/deliverables/02_Software_Design_and_Architecture.docx
@@ -62,7 +62,7 @@
         <w:rPr>
           <w:b/>
         </w:rPr>
-        <w:t>VERSION 1.0 • IMPLEMENTATION BASELINE</w:t>
+        <w:t>RELEASE DOCUMENTATION • OCTOBER 2026</w:t>
       </w:r>
     </w:p>
     <w:p>
@@ -939,6 +939,40 @@
         <w:t>V0.1 selects the least cloudy single scene per period, so differences in sun angle, seasonality and acquisition geometry may still trigger false positives. Future work should implement multi-scene median composites, locally appropriate projected CRS, robust morphology/object features, scene-overlap checks, time-series persistence, spatial cross-validation, authenticated reviewer accounts, safe export controls and higher-resolution corroboration where legally available.</w:t>
       </w:r>
     </w:p>
+    <w:p>
+      <w:pPr>
+        <w:pStyle w:val="Heading2"/>
+      </w:pPr>
+      <w:r>
+        <w:t>Browser-first deployment and protected cloud import (v0.2)</w:t>
+      </w:r>
+    </w:p>
+    <w:p>
+      <w:pPr>
+        <w:jc w:val="both"/>
+      </w:pPr>
+      <w:r>
+        <w:t xml:space="preserve">The dashboard is imported via Vercel's GitHub UI with Framework Preset </w:t>
+      </w:r>
+      <w:r>
+        <w:rPr>
+          <w:b/>
+        </w:rPr>
+        <w:t>Other</w:t>
+      </w:r>
+      <w:r>
+        <w:t xml:space="preserve"> and static Output Directory </w:t>
+      </w:r>
+      <w:r>
+        <w:rPr>
+          <w:b/>
+        </w:rPr>
+        <w:t>public</w:t>
+      </w:r>
+      <w:r>
+        <w:t>. Aiven PG Studio SQL editor applies scripts/schema.sql without CLI dependencies. GitHub's manually dispatched Python worker POSTs candidate GeoJSON via a protected administrator bearer token to the Vercel API; it does not publish GitHub workflow artifacts containing exact geometry. The API validates GeoJSON rings and bounds, runs batch inserts in a PostgreSQL transaction, and hashes geometry/source/scene IDs to suppress duplicate retries. Human verification remains separate from automated detection. Public repositories are not acceptable for sensitive AOIs because workflow inputs and metadata may disclose geography.</w:t>
+      </w:r>
+    </w:p>
     <w:sectPr>
       <w:headerReference w:type="default" r:id="rId9"/>
       <w:footerReference w:type="default" r:id="rId10"/>
